--- a/tracked_scripts/u1/m1/synthesis/Module 1 - Unedited Script.docx
+++ b/tracked_scripts/u1/m1/synthesis/Module 1 - Unedited Script.docx
@@ -125,6 +125,48 @@
     </w:p>
     <w:p>
       <w:pPr>
+        <w:spacing w:before="120" w:after="40"/>
+      </w:pPr>
+      <w:r>
+        <w:rPr>
+          <w:rFonts w:ascii="Calibri" w:hAnsi="Calibri"/>
+          <w:b/>
+          <w:i w:val="0"/>
+        </w:rPr>
+        <w:t xml:space="preserve">Building From: </w:t>
+      </w:r>
+      <w:r>
+        <w:rPr>
+          <w:rFonts w:ascii="Calibri" w:hAnsi="Calibri"/>
+          <w:b w:val="0"/>
+          <w:i w:val="0"/>
+        </w:rPr>
+        <w:t>Students created and interpreted single-unit picture graphs and bar graphs. They solved simple comparison problems. However, Grade 2 work was often collaborative (class graphs, physical manipulatives) and may not have emphasized independent interpretation or the specific language of "how many more/fewer."</w:t>
+      </w:r>
+    </w:p>
+    <w:p>
+      <w:pPr>
+        <w:spacing w:before="40" w:after="40"/>
+      </w:pPr>
+      <w:r>
+        <w:rPr>
+          <w:rFonts w:ascii="Calibri" w:hAnsi="Calibri"/>
+          <w:b/>
+          <w:i w:val="0"/>
+        </w:rPr>
+        <w:t xml:space="preserve">Building Toward: </w:t>
+      </w:r>
+      <w:r>
+        <w:rPr>
+          <w:rFonts w:ascii="Calibri" w:hAnsi="Calibri"/>
+          <w:b w:val="0"/>
+          <w:i w:val="0"/>
+        </w:rPr>
+        <w:t>Students will apply their solid 1:1 understanding when M2 introduces the critical concept: each symbol can represent MORE than one item (scaled graphs with 1:2 scale). The "how many more/fewer" language established here carries forward. ---</w:t>
+      </w:r>
+    </w:p>
+    <w:p>
+      <w:pPr>
         <w:spacing w:before="160" w:after="0"/>
       </w:pPr>
     </w:p>
@@ -239,7 +281,7 @@
           <w:b/>
           <w:i w:val="0"/>
         </w:rPr>
-        <w:t xml:space="preserve">• Options:  </w:t>
+        <w:t xml:space="preserve">• Answer option (optional):  </w:t>
       </w:r>
       <w:r>
         <w:rPr>
@@ -249,7 +291,7 @@
           <w:color w:val="6E6E6E"/>
           <w:sz w:val="19"/>
         </w:rPr>
-        <w:t>The available answer choices</w:t>
+        <w:t>The available answer choice, nested under Prompt</w:t>
       </w:r>
     </w:p>
     <w:p>
@@ -421,9 +463,7 @@
         <w:rPr>
           <w:rFonts w:ascii="Calibri" w:hAnsi="Calibri"/>
           <w:b/>
-          <w:i/>
-          <w:color w:val="6E6E6E"/>
-          <w:sz w:val="19"/>
+          <w:i w:val="0"/>
         </w:rPr>
         <w:t xml:space="preserve">Visual: </w:t>
       </w:r>
@@ -431,9 +471,7 @@
         <w:rPr>
           <w:rFonts w:ascii="Calibri" w:hAnsi="Calibri"/>
           <w:b w:val="0"/>
-          <w:i/>
-          <w:color w:val="6E6E6E"/>
-          <w:sz w:val="19"/>
+          <w:i w:val="0"/>
         </w:rPr>
         <w:t>Horizontal picture graph appears on left. Favorite Sports data. Soccer=6, Basketball=4, Baseball=3, Tennis=2. Key: each symbol = 1 vote.</w:t>
       </w:r>
@@ -447,9 +485,7 @@
         <w:rPr>
           <w:rFonts w:ascii="Calibri" w:hAnsi="Calibri"/>
           <w:b/>
-          <w:i/>
-          <w:color w:val="6E6E6E"/>
-          <w:sz w:val="19"/>
+          <w:i w:val="0"/>
         </w:rPr>
         <w:t xml:space="preserve">Visual: </w:t>
       </w:r>
@@ -457,9 +493,7 @@
         <w:rPr>
           <w:rFonts w:ascii="Calibri" w:hAnsi="Calibri"/>
           <w:b w:val="0"/>
-          <w:i/>
-          <w:color w:val="6E6E6E"/>
-          <w:sz w:val="19"/>
+          <w:i w:val="0"/>
         </w:rPr>
         <w:t>Horizontal bar graph appears on right. Same Favorite Sports data. Soccer=6, Basketball=4, Baseball=3, Tennis=2. Vertical axis labeled 0-7.</w:t>
       </w:r>
@@ -588,7 +622,21 @@
     </w:p>
     <w:p>
       <w:pPr>
-        <w:spacing w:before="60" w:after="20"/>
+        <w:spacing w:before="80" w:after="40"/>
+        <w:ind w:left="0"/>
+      </w:pPr>
+      <w:r>
+        <w:rPr>
+          <w:rFonts w:ascii="Calibri" w:hAnsi="Calibri"/>
+          <w:b/>
+          <w:i w:val="0"/>
+        </w:rPr>
+        <w:t>Based on student response:</w:t>
+      </w:r>
+    </w:p>
+    <w:p>
+      <w:pPr>
+        <w:spacing w:before="40" w:after="20"/>
         <w:ind w:left="0"/>
       </w:pPr>
       <w:r>
@@ -633,8 +681,8 @@
     </w:p>
     <w:p>
       <w:pPr>
-        <w:spacing w:before="60" w:after="20"/>
-        <w:ind w:left="432"/>
+        <w:spacing w:before="40" w:after="20"/>
+        <w:ind w:left="0"/>
       </w:pPr>
       <w:r>
         <w:rPr>
@@ -657,15 +705,13 @@
     <w:p>
       <w:pPr>
         <w:spacing w:before="20" w:after="20"/>
-        <w:ind w:left="720"/>
+        <w:ind w:left="0"/>
       </w:pPr>
       <w:r>
         <w:rPr>
           <w:rFonts w:ascii="Calibri" w:hAnsi="Calibri"/>
           <w:b/>
-          <w:i/>
-          <w:color w:val="6E6E6E"/>
-          <w:sz w:val="19"/>
+          <w:i w:val="0"/>
         </w:rPr>
         <w:t xml:space="preserve">Visual: </w:t>
       </w:r>
@@ -673,9 +719,7 @@
         <w:rPr>
           <w:rFonts w:ascii="Calibri" w:hAnsi="Calibri"/>
           <w:b w:val="0"/>
-          <w:i/>
-          <w:color w:val="6E6E6E"/>
-          <w:sz w:val="19"/>
+          <w:i w:val="0"/>
         </w:rPr>
         <w:t>Picture graph and bar graph both pulse gently to draw attention</w:t>
       </w:r>
@@ -683,7 +727,7 @@
     <w:p>
       <w:pPr>
         <w:spacing w:before="20" w:after="20"/>
-        <w:ind w:left="720"/>
+        <w:ind w:left="0"/>
       </w:pPr>
       <w:r>
         <w:rPr>
@@ -704,8 +748,8 @@
     </w:p>
     <w:p>
       <w:pPr>
-        <w:spacing w:before="60" w:after="20"/>
-        <w:ind w:left="432"/>
+        <w:spacing w:before="40" w:after="20"/>
+        <w:ind w:left="0"/>
       </w:pPr>
       <w:r>
         <w:rPr>
@@ -728,15 +772,13 @@
     <w:p>
       <w:pPr>
         <w:spacing w:before="20" w:after="20"/>
-        <w:ind w:left="720"/>
+        <w:ind w:left="0"/>
       </w:pPr>
       <w:r>
         <w:rPr>
           <w:rFonts w:ascii="Calibri" w:hAnsi="Calibri"/>
           <w:b/>
-          <w:i/>
-          <w:color w:val="6E6E6E"/>
-          <w:sz w:val="19"/>
+          <w:i w:val="0"/>
         </w:rPr>
         <w:t xml:space="preserve">Visual: </w:t>
       </w:r>
@@ -744,9 +786,7 @@
         <w:rPr>
           <w:rFonts w:ascii="Calibri" w:hAnsi="Calibri"/>
           <w:b w:val="0"/>
-          <w:i/>
-          <w:color w:val="6E6E6E"/>
-          <w:sz w:val="19"/>
+          <w:i w:val="0"/>
         </w:rPr>
         <w:t>Title highlights on both graphs</w:t>
       </w:r>
@@ -754,7 +794,7 @@
     <w:p>
       <w:pPr>
         <w:spacing w:before="20" w:after="20"/>
-        <w:ind w:left="720"/>
+        <w:ind w:left="0"/>
       </w:pPr>
       <w:r>
         <w:rPr>
@@ -775,8 +815,8 @@
     </w:p>
     <w:p>
       <w:pPr>
-        <w:spacing w:before="60" w:after="20"/>
-        <w:ind w:left="432"/>
+        <w:spacing w:before="40" w:after="20"/>
+        <w:ind w:left="0"/>
       </w:pPr>
       <w:r>
         <w:rPr>
@@ -799,15 +839,13 @@
     <w:p>
       <w:pPr>
         <w:spacing w:before="20" w:after="20"/>
-        <w:ind w:left="720"/>
+        <w:ind w:left="0"/>
       </w:pPr>
       <w:r>
         <w:rPr>
           <w:rFonts w:ascii="Calibri" w:hAnsi="Calibri"/>
           <w:b/>
-          <w:i/>
-          <w:color w:val="6E6E6E"/>
-          <w:sz w:val="19"/>
+          <w:i w:val="0"/>
         </w:rPr>
         <w:t xml:space="preserve">Visual: </w:t>
       </w:r>
@@ -815,9 +853,7 @@
         <w:rPr>
           <w:rFonts w:ascii="Calibri" w:hAnsi="Calibri"/>
           <w:b w:val="0"/>
-          <w:i/>
-          <w:color w:val="6E6E6E"/>
-          <w:sz w:val="19"/>
+          <w:i w:val="0"/>
         </w:rPr>
         <w:t>Picture graph uses symbols, bar graph uses bars. Visual difference highlighted.</w:t>
       </w:r>
@@ -825,7 +861,7 @@
     <w:p>
       <w:pPr>
         <w:spacing w:before="20" w:after="20"/>
-        <w:ind w:left="720"/>
+        <w:ind w:left="0"/>
       </w:pPr>
       <w:r>
         <w:rPr>
@@ -846,8 +882,8 @@
     </w:p>
     <w:p>
       <w:pPr>
-        <w:spacing w:before="60" w:after="20"/>
-        <w:ind w:left="432"/>
+        <w:spacing w:before="40" w:after="20"/>
+        <w:ind w:left="0"/>
       </w:pPr>
       <w:r>
         <w:rPr>
@@ -870,15 +906,13 @@
     <w:p>
       <w:pPr>
         <w:spacing w:before="20" w:after="20"/>
-        <w:ind w:left="720"/>
+        <w:ind w:left="0"/>
       </w:pPr>
       <w:r>
         <w:rPr>
           <w:rFonts w:ascii="Calibri" w:hAnsi="Calibri"/>
           <w:b/>
-          <w:i/>
-          <w:color w:val="6E6E6E"/>
-          <w:sz w:val="19"/>
+          <w:i w:val="0"/>
         </w:rPr>
         <w:t xml:space="preserve">Visual: </w:t>
       </w:r>
@@ -886,9 +920,7 @@
         <w:rPr>
           <w:rFonts w:ascii="Calibri" w:hAnsi="Calibri"/>
           <w:b w:val="0"/>
-          <w:i/>
-          <w:color w:val="6E6E6E"/>
-          <w:sz w:val="19"/>
+          <w:i w:val="0"/>
         </w:rPr>
         <w:t>Title highlights on both graphs, then categories list highlights, then Soccer row/bar highlights on both</w:t>
       </w:r>
@@ -896,7 +928,7 @@
     <w:p>
       <w:pPr>
         <w:spacing w:before="20" w:after="20"/>
-        <w:ind w:left="720"/>
+        <w:ind w:left="0"/>
       </w:pPr>
       <w:r>
         <w:rPr>
@@ -933,9 +965,7 @@
         <w:rPr>
           <w:rFonts w:ascii="Calibri" w:hAnsi="Calibri"/>
           <w:b/>
-          <w:i/>
-          <w:color w:val="6E6E6E"/>
-          <w:sz w:val="19"/>
+          <w:i w:val="0"/>
         </w:rPr>
         <w:t xml:space="preserve">Visual: </w:t>
       </w:r>
@@ -943,9 +973,7 @@
         <w:rPr>
           <w:rFonts w:ascii="Calibri" w:hAnsi="Calibri"/>
           <w:b w:val="0"/>
-          <w:i/>
-          <w:color w:val="6E6E6E"/>
-          <w:sz w:val="19"/>
+          <w:i w:val="0"/>
         </w:rPr>
         <w:t>Horizontal picture graph appears. Favorite Pets data. Dogs=5, Cats=4, Fish=3, Birds=6. Three components labeled by system overlay: A=Title 'Favorite Pets', B=Key 'Each ★ = 1 vote', C=Category labels (Dogs, Cats, Fish, Birds). Labels are clickable.</w:t>
       </w:r>
@@ -1018,7 +1046,21 @@
     </w:p>
     <w:p>
       <w:pPr>
-        <w:spacing w:before="60" w:after="20"/>
+        <w:spacing w:before="80" w:after="40"/>
+        <w:ind w:left="0"/>
+      </w:pPr>
+      <w:r>
+        <w:rPr>
+          <w:rFonts w:ascii="Calibri" w:hAnsi="Calibri"/>
+          <w:b/>
+          <w:i w:val="0"/>
+        </w:rPr>
+        <w:t>Based on student response:</w:t>
+      </w:r>
+    </w:p>
+    <w:p>
+      <w:pPr>
+        <w:spacing w:before="40" w:after="20"/>
         <w:ind w:left="0"/>
       </w:pPr>
       <w:r>
@@ -1048,9 +1090,7 @@
         <w:rPr>
           <w:rFonts w:ascii="Calibri" w:hAnsi="Calibri"/>
           <w:b/>
-          <w:i/>
-          <w:color w:val="6E6E6E"/>
-          <w:sz w:val="19"/>
+          <w:i w:val="0"/>
         </w:rPr>
         <w:t xml:space="preserve">Visual: </w:t>
       </w:r>
@@ -1058,9 +1098,7 @@
         <w:rPr>
           <w:rFonts w:ascii="Calibri" w:hAnsi="Calibri"/>
           <w:b w:val="0"/>
-          <w:i/>
-          <w:color w:val="6E6E6E"/>
-          <w:sz w:val="19"/>
+          <w:i w:val="0"/>
         </w:rPr>
         <w:t>Component B (the key) highlights with glow effect</w:t>
       </w:r>
@@ -1206,7 +1244,21 @@
     </w:p>
     <w:p>
       <w:pPr>
-        <w:spacing w:before="60" w:after="20"/>
+        <w:spacing w:before="80" w:after="40"/>
+        <w:ind w:left="0"/>
+      </w:pPr>
+      <w:r>
+        <w:rPr>
+          <w:rFonts w:ascii="Calibri" w:hAnsi="Calibri"/>
+          <w:b/>
+          <w:i w:val="0"/>
+        </w:rPr>
+        <w:t>Based on student response:</w:t>
+      </w:r>
+    </w:p>
+    <w:p>
+      <w:pPr>
+        <w:spacing w:before="40" w:after="20"/>
         <w:ind w:left="0"/>
       </w:pPr>
       <w:r>
@@ -1251,8 +1303,8 @@
     </w:p>
     <w:p>
       <w:pPr>
-        <w:spacing w:before="60" w:after="20"/>
-        <w:ind w:left="432"/>
+        <w:spacing w:before="40" w:after="20"/>
+        <w:ind w:left="0"/>
       </w:pPr>
       <w:r>
         <w:rPr>
@@ -1275,7 +1327,7 @@
     <w:p>
       <w:pPr>
         <w:spacing w:before="20" w:after="20"/>
-        <w:ind w:left="720"/>
+        <w:ind w:left="0"/>
       </w:pPr>
       <w:r>
         <w:rPr>
@@ -1296,8 +1348,8 @@
     </w:p>
     <w:p>
       <w:pPr>
-        <w:spacing w:before="60" w:after="20"/>
-        <w:ind w:left="432"/>
+        <w:spacing w:before="40" w:after="20"/>
+        <w:ind w:left="0"/>
       </w:pPr>
       <w:r>
         <w:rPr>
@@ -1320,7 +1372,7 @@
     <w:p>
       <w:pPr>
         <w:spacing w:before="20" w:after="20"/>
-        <w:ind w:left="720"/>
+        <w:ind w:left="0"/>
       </w:pPr>
       <w:r>
         <w:rPr>
@@ -1341,8 +1393,8 @@
     </w:p>
     <w:p>
       <w:pPr>
-        <w:spacing w:before="60" w:after="20"/>
-        <w:ind w:left="432"/>
+        <w:spacing w:before="40" w:after="20"/>
+        <w:ind w:left="0"/>
       </w:pPr>
       <w:r>
         <w:rPr>
@@ -1365,7 +1417,7 @@
     <w:p>
       <w:pPr>
         <w:spacing w:before="20" w:after="20"/>
-        <w:ind w:left="720"/>
+        <w:ind w:left="0"/>
       </w:pPr>
       <w:r>
         <w:rPr>
@@ -1386,8 +1438,8 @@
     </w:p>
     <w:p>
       <w:pPr>
-        <w:spacing w:before="60" w:after="20"/>
-        <w:ind w:left="432"/>
+        <w:spacing w:before="40" w:after="20"/>
+        <w:ind w:left="0"/>
       </w:pPr>
       <w:r>
         <w:rPr>
@@ -1410,7 +1462,7 @@
     <w:p>
       <w:pPr>
         <w:spacing w:before="20" w:after="20"/>
-        <w:ind w:left="720"/>
+        <w:ind w:left="0"/>
       </w:pPr>
       <w:r>
         <w:rPr>
@@ -1570,7 +1622,21 @@
     </w:p>
     <w:p>
       <w:pPr>
-        <w:spacing w:before="60" w:after="20"/>
+        <w:spacing w:before="80" w:after="40"/>
+        <w:ind w:left="0"/>
+      </w:pPr>
+      <w:r>
+        <w:rPr>
+          <w:rFonts w:ascii="Calibri" w:hAnsi="Calibri"/>
+          <w:b/>
+          <w:i w:val="0"/>
+        </w:rPr>
+        <w:t>Based on student response:</w:t>
+      </w:r>
+    </w:p>
+    <w:p>
+      <w:pPr>
+        <w:spacing w:before="40" w:after="20"/>
         <w:ind w:left="0"/>
       </w:pPr>
       <w:r>
@@ -1631,9 +1697,7 @@
         <w:rPr>
           <w:rFonts w:ascii="Calibri" w:hAnsi="Calibri"/>
           <w:b/>
-          <w:i/>
-          <w:color w:val="6E6E6E"/>
-          <w:sz w:val="19"/>
+          <w:i w:val="0"/>
         </w:rPr>
         <w:t xml:space="preserve">Visual: </w:t>
       </w:r>
@@ -1641,9 +1705,7 @@
         <w:rPr>
           <w:rFonts w:ascii="Calibri" w:hAnsi="Calibri"/>
           <w:b w:val="0"/>
-          <w:i/>
-          <w:color w:val="6E6E6E"/>
-          <w:sz w:val="19"/>
+          <w:i w:val="0"/>
         </w:rPr>
         <w:t>Student's Warmup graph reappears on left — horizontal picture graph with 3 categories they created earlier</w:t>
       </w:r>
@@ -1657,9 +1719,7 @@
         <w:rPr>
           <w:rFonts w:ascii="Calibri" w:hAnsi="Calibri"/>
           <w:b/>
-          <w:i/>
-          <w:color w:val="6E6E6E"/>
-          <w:sz w:val="19"/>
+          <w:i w:val="0"/>
         </w:rPr>
         <w:t xml:space="preserve">Visual: </w:t>
       </w:r>
@@ -1667,9 +1727,7 @@
         <w:rPr>
           <w:rFonts w:ascii="Calibri" w:hAnsi="Calibri"/>
           <w:b w:val="0"/>
-          <w:i/>
-          <w:color w:val="6E6E6E"/>
-          <w:sz w:val="19"/>
+          <w:i w:val="0"/>
         </w:rPr>
         <w:t>A Lesson graph from earlier sections appears on right — horizontal picture graph showing data they read during the lesson</w:t>
       </w:r>
